--- a/homework/hw-06_MH.docx
+++ b/homework/hw-06_MH.docx
@@ -26,12 +26,30 @@
         <w:t xml:space="preserve">Due: Wednesday, July 1 at 11:59pm</w:t>
       </w:r>
     </w:p>
-    <w:bookmarkStart w:id="9" w:name="starting-a-new-quarto-file"/>
+    <w:bookmarkStart w:id="9" w:name="ai-use"/>
     <w:p>
       <w:pPr>
         <w:pStyle w:val="Heading2"/>
       </w:pPr>
       <w:r>
+        <w:t xml:space="preserve">AI use</w:t>
+      </w:r>
+    </w:p>
+    <w:p>
+      <w:pPr>
+        <w:pStyle w:val="FirstParagraph"/>
+      </w:pPr>
+      <w:r>
+        <w:t xml:space="preserve">Refer to the syllabus for our AI use policy. You will be asked to include any AI prompts used in this assignment at the end.</w:t>
+      </w:r>
+    </w:p>
+    <w:bookmarkEnd w:id="9"/>
+    <w:bookmarkStart w:id="10" w:name="starting-a-new-quarto-file"/>
+    <w:p>
+      <w:pPr>
+        <w:pStyle w:val="Heading2"/>
+      </w:pPr>
+      <w:r>
         <w:t xml:space="preserve">Starting a new Quarto file</w:t>
       </w:r>
     </w:p>
@@ -43,8 +61,8 @@
         <w:t xml:space="preserve">For this assignment you will begin a new Quarto file. To do this, go to RStudio and click File &gt; New File &gt; Quarto Document. A pop-up will appear asking for a title, author, and format. You may leave these as the default options for now. Click OK and a new file will open. Update the YAML with your title, name, and date.</w:t>
       </w:r>
     </w:p>
-    <w:bookmarkEnd w:id="9"/>
-    <w:bookmarkStart w:id="10" w:name="exercise-1"/>
+    <w:bookmarkEnd w:id="10"/>
+    <w:bookmarkStart w:id="11" w:name="exercise-1"/>
     <w:p>
       <w:pPr>
         <w:pStyle w:val="Heading2"/>
@@ -187,8 +205,8 @@
         <w:t xml:space="preserve">Whether a patient develops lung cancer during their life given that they are a smoker</w:t>
       </w:r>
     </w:p>
-    <w:bookmarkEnd w:id="10"/>
-    <w:bookmarkStart w:id="11" w:name="exercise-2"/>
+    <w:bookmarkEnd w:id="11"/>
+    <w:bookmarkStart w:id="12" w:name="exercise-2"/>
     <w:p>
       <w:pPr>
         <w:pStyle w:val="Heading2"/>
@@ -347,8 +365,8 @@
         <w:t xml:space="preserve">(Hint: Recall that values more than ~2 standard deviations from the mean are often considered unusual.)</w:t>
       </w:r>
     </w:p>
-    <w:bookmarkEnd w:id="11"/>
-    <w:bookmarkStart w:id="12" w:name="exercise-3"/>
+    <w:bookmarkEnd w:id="12"/>
+    <w:bookmarkStart w:id="13" w:name="exercise-3"/>
     <w:p>
       <w:pPr>
         <w:pStyle w:val="Heading2"/>
@@ -462,8 +480,8 @@
         <w:t xml:space="preserve">What is the mean hour for when a crash occurs in Durham County for each month? Create a table which displays this information, arranged from earliest to latest hour.</w:t>
       </w:r>
     </w:p>
-    <w:bookmarkEnd w:id="12"/>
-    <w:bookmarkStart w:id="13" w:name="exercise-4"/>
+    <w:bookmarkEnd w:id="13"/>
+    <w:bookmarkStart w:id="14" w:name="exercise-4"/>
     <w:p>
       <w:pPr>
         <w:pStyle w:val="Heading2"/>
@@ -586,8 +604,32 @@
         <w:t xml:space="preserve">For this question, you should have one section of code for defining the new dataset with the new variable, and a second section of code for creating the table. (They can be in the same code chunk, but they’ll be two separate pieces.)</w:t>
       </w:r>
     </w:p>
-    <w:bookmarkEnd w:id="13"/>
-    <w:bookmarkStart w:id="14" w:name="submission"/>
+    <w:bookmarkEnd w:id="14"/>
+    <w:bookmarkStart w:id="15" w:name="ai-attestation"/>
+    <w:p>
+      <w:pPr>
+        <w:pStyle w:val="Heading2"/>
+      </w:pPr>
+      <w:r>
+        <w:t xml:space="preserve">AI Attestation</w:t>
+      </w:r>
+    </w:p>
+    <w:p>
+      <w:pPr>
+        <w:pStyle w:val="FirstParagraph"/>
+      </w:pPr>
+      <w:r>
+        <w:t xml:space="preserve">Was AI used on this assignment? If so, describe your prompts below. If not, simply state</w:t>
+      </w:r>
+      <w:r>
+        <w:t xml:space="preserve"> </w:t>
+      </w:r>
+      <w:r>
+        <w:t xml:space="preserve">“AI was not used on this assignment.”</w:t>
+      </w:r>
+    </w:p>
+    <w:bookmarkEnd w:id="15"/>
+    <w:bookmarkStart w:id="16" w:name="submission"/>
     <w:p>
       <w:pPr>
         <w:pStyle w:val="Heading2"/>
@@ -617,7 +659,7 @@
         <w:t xml:space="preserve"> </w:t>
       </w:r>
       <w:r>
-        <w:t xml:space="preserve">into an .html file that can be opened by any web browser. To export it as a .pdf, open the file in your web browser and then print to or save as a .pdf document. Contact your TAs in Ed Discussion if you need help!</w:t>
+        <w:t xml:space="preserve">into an .html file that can be opened by any web browser. To export it as a .pdf, open the file in your web browser and then print to or save as a .pdf document. Contact me in Ed Discussion if you need help!</w:t>
       </w:r>
     </w:p>
     <w:p>
@@ -692,8 +734,8 @@
         <w:t xml:space="preserve">section.</w:t>
       </w:r>
     </w:p>
-    <w:bookmarkEnd w:id="14"/>
-    <w:bookmarkStart w:id="15" w:name="grading"/>
+    <w:bookmarkEnd w:id="16"/>
+    <w:bookmarkStart w:id="17" w:name="grading"/>
     <w:p>
       <w:pPr>
         <w:pStyle w:val="Heading2"/>
@@ -843,6 +885,30 @@
               <w:pStyle w:val="Compact"/>
             </w:pPr>
             <w:r>
+              <w:t xml:space="preserve">AI Attestation</w:t>
+            </w:r>
+          </w:p>
+        </w:tc>
+        <w:tc>
+          <w:tcPr/>
+          <w:p>
+            <w:pPr>
+              <w:pStyle w:val="Compact"/>
+            </w:pPr>
+            <w:r>
+              <w:t xml:space="preserve">1</w:t>
+            </w:r>
+          </w:p>
+        </w:tc>
+      </w:tr>
+      <w:tr>
+        <w:tc>
+          <w:tcPr/>
+          <w:p>
+            <w:pPr>
+              <w:pStyle w:val="Compact"/>
+            </w:pPr>
+            <w:r>
               <w:t xml:space="preserve">Formatting</w:t>
             </w:r>
           </w:p>
@@ -868,7 +934,7 @@
         <w:t xml:space="preserve">The “Formatting” grade is to assess the document format. This includes having a neatly organized document (no excessive output, warnings/messages when loading packages and/or data) with readable code and your name and the date updated in the YAML.</w:t>
       </w:r>
     </w:p>
-    <w:bookmarkEnd w:id="15"/>
+    <w:bookmarkEnd w:id="17"/>
     <w:sectPr>
       <w:footnotePr>
         <w:numRestart w:val="eachSect"/>
